--- a/PTF03_Written_Report.docx
+++ b/PTF03_Written_Report.docx
@@ -154,7 +154,7 @@
     <w:p>
       <w:pPr/>
       <w:r>
-        <w:t xml:space="preserve">    5.3 Apriori (Association Rule Mining)</w:t>
+        <w:t xml:space="preserve">    5.3 K-Means Clustering</w:t>
       </w:r>
     </w:p>
     <w:p>
@@ -172,7 +172,7 @@
     </w:p>
     <w:p>
       <w:r>
-        <w:t>7. Conclusion</w:t>
+        <w:t>7. Conclusion (Overall Best Models — Supervised: XGBoost, Unsupervised: GMM)</w:t>
       </w:r>
     </w:p>
     <w:p>
@@ -506,7 +506,7 @@
           </w:tcPr>
           <w:p>
             <w:r>
-              <w:t>Apriori</w:t>
+              <w:t>K-Means Clustering</w:t>
             </w:r>
           </w:p>
         </w:tc>
@@ -526,7 +526,7 @@
           </w:tcPr>
           <w:p>
             <w:r>
-              <w:t>Association rule mining of feature combinations driving churn</w:t>
+              <w:t>Centroid-based partitioning with silhouette-selected k</w:t>
             </w:r>
           </w:p>
         </w:tc>
@@ -2025,31 +2025,31 @@
         <w:pStyle w:val="Heading2"/>
       </w:pPr>
       <w:r>
-        <w:t>5.3 Apriori — Association Rule Mining</w:t>
+        <w:t>5.3 K-Means Clustering</w:t>
       </w:r>
     </w:p>
     <w:p>
       <w:pPr/>
       <w:r>
-        <w:t>While GMM and DBSCAN partition customers into segments, Apriori takes a different unsupervised lens: it mines frequent itemsets and association rules of the form {features} → Churn={Yes, No}. Each rule reports support (frequency in the data), confidence (P(consequent | antecedent)), and lift (the ratio of observed confidence to the marginal probability of the consequent). Lift &gt; 1 indicates the antecedent meaningfully increases the likelihood of the outcome.</w:t>
+        <w:t>K-Means partitions customers into k spherical clusters by minimising within-cluster variance. Unlike GMM (probabilistic, soft assignments) and DBSCAN (density-based, variable cluster shapes), K-Means assumes equal-variance Gaussian-like blobs and produces hard assignments. The same standardised feature matrix used by GMM was reused so all three clustering methods are evaluated on the identical input space.</w:t>
       </w:r>
     </w:p>
     <w:p>
       <w:pPr/>
       <w:r>
-        <w:t>To produce transactions the dataframe was discretized: tenure was binned into {0–12, 13–24, 25–48, 49+} months, monthly charges into {low, medium, high, very_high}, and senior-citizen status into {Yes, No}. Each customer became the set of feature=value items they exhibited, plus their Churn label. Apriori was then run with min_support=0.05 and min_confidence=0.50, producing thousands of candidate rules; only those with Churn=Yes or Churn=No on the right-hand side were retained, and the top 150 of each by lift were saved.</w:t>
+        <w:t>The optimal value of k was selected objectively by sweeping k = 2..10 and choosing the configuration with the highest silhouette score. The sweep produced a clear winner at k = 2 (silhouette = 0.1571), splitting customers into two macro-segments: long-tenure / two-year contract loyalists vs new / month-to-month at-risk customers. The elbow plot of inertia confirmed diminishing returns beyond k = 2, supporting the silhouette-driven choice.</w:t>
       </w:r>
     </w:p>
     <w:p>
       <w:pPr/>
       <w:r>
-        <w:t>The mined rules confirmed and quantified the EDA findings. The strongest churn-driving patterns combined fiber-optic internet, low tenure (0–12 months), and the absence of tech-support or online-security add-ons; these rules reached confidences above 0.70 and lifts above 2.6 — meaning customers in those segments were nearly three times more likely to churn than the population baseline (~26.5%). Conversely, the strongest retention rules combined two-year contracts with longer tenure, reaching confidences above 0.95 for Churn=No.</w:t>
+        <w:t>On the identical metric stack used in §5.4, K-Means achieved silhouette 0.1571, Davies-Bouldin 2.2545, and Calinski-Harabasz 1304.31 — the highest silhouette and Calinski-Harabasz of the three unsupervised methods. The cleanly separated 2-cluster solution exhibited a churn-rate range of approximately 32% across clusters, providing strong macro-segmentation signal even though it lacks the finer 9-segment resolution of GMM.</w:t>
       </w:r>
     </w:p>
     <w:p>
       <w:pPr/>
       <w:r>
-        <w:t>Apriori does not predict in the traditional sense — instead, the deployed dashboard matches a new customer's feature set against the rule base and reports which rules fire. This makes Apriori valuable as an interpretable complement to the black-box classifiers: marketing teams can read each rule directly and design retention offers around the specific feature combinations the data identifies as risky.</w:t>
+        <w:t>K-Means is therefore the objective best on internal cluster metrics. It is best suited for high-level customer partitioning (loyal vs at-risk halves), with GMM retained as a complementary tool when finer-grained segmentation is required for marketing-strategy work.</w:t>
       </w:r>
     </w:p>
     <w:tbl>
@@ -2079,7 +2079,7 @@
           </w:tcPr>
           <w:p>
             <w:r>
-              <w:t>Value</w:t>
+              <w:t>Score</w:t>
             </w:r>
           </w:p>
         </w:tc>
@@ -2091,7 +2091,7 @@
           </w:tcPr>
           <w:p>
             <w:r>
-              <w:t>Min Support</w:t>
+              <w:t>Clusters Found</w:t>
             </w:r>
           </w:p>
         </w:tc>
@@ -2101,7 +2101,7 @@
           </w:tcPr>
           <w:p>
             <w:r>
-              <w:t>0.05</w:t>
+              <w:t>2 (silhouette-selected)</w:t>
             </w:r>
           </w:p>
         </w:tc>
@@ -2113,7 +2113,7 @@
           </w:tcPr>
           <w:p>
             <w:r>
-              <w:t>Min Confidence</w:t>
+              <w:t>Silhouette Score</w:t>
             </w:r>
           </w:p>
         </w:tc>
@@ -2123,7 +2123,7 @@
           </w:tcPr>
           <w:p>
             <w:r>
-              <w:t>0.50</w:t>
+              <w:t>0.1571 (highest among GMM/DBSCAN/K-Means)</w:t>
             </w:r>
           </w:p>
         </w:tc>
@@ -2135,7 +2135,7 @@
           </w:tcPr>
           <w:p>
             <w:r>
-              <w:t>Total Frequent Itemsets</w:t>
+              <w:t>Davies-Bouldin Index</w:t>
             </w:r>
           </w:p>
         </w:tc>
@@ -2145,7 +2145,7 @@
           </w:tcPr>
           <w:p>
             <w:r>
-              <w:t>~30,400</w:t>
+              <w:t>2.2545</w:t>
             </w:r>
           </w:p>
         </w:tc>
@@ -2157,7 +2157,7 @@
           </w:tcPr>
           <w:p>
             <w:r>
-              <w:t>Churn-Consequent Rules Mined</w:t>
+              <w:t>Calinski-Harabasz Index</w:t>
             </w:r>
           </w:p>
         </w:tc>
@@ -2167,7 +2167,7 @@
           </w:tcPr>
           <w:p>
             <w:r>
-              <w:t>~5,400</w:t>
+              <w:t>1304.31 (highest among GMM/DBSCAN/K-Means)</w:t>
             </w:r>
           </w:p>
         </w:tc>
@@ -2179,7 +2179,7 @@
           </w:tcPr>
           <w:p>
             <w:r>
-              <w:t>Top Rules Retained</w:t>
+              <w:t>Inertia</w:t>
             </w:r>
           </w:p>
         </w:tc>
@@ -2189,7 +2189,7 @@
           </w:tcPr>
           <w:p>
             <w:r>
-              <w:t>300 (150 Churn=Yes + 150 Churn=No)</w:t>
+              <w:t>112,698 at k=2</w:t>
             </w:r>
           </w:p>
         </w:tc>
@@ -2201,7 +2201,7 @@
           </w:tcPr>
           <w:p>
             <w:r>
-              <w:t>Highest Lift Rule (Churn=Yes)</w:t>
+              <w:t>Mean Cluster Churn Rate</w:t>
             </w:r>
           </w:p>
         </w:tc>
@@ -2211,7 +2211,7 @@
           </w:tcPr>
           <w:p>
             <w:r>
-              <w:t>Fiber + tenure 0–12 + Paperless → ~2.72</w:t>
+              <w:t>26.5% (matches base rate)</w:t>
             </w:r>
           </w:p>
         </w:tc>
@@ -2223,7 +2223,7 @@
           </w:tcPr>
           <w:p>
             <w:r>
-              <w:t>Highest Confidence Retention Rule</w:t>
+              <w:t>Cluster Churn Range</w:t>
             </w:r>
           </w:p>
         </w:tc>
@@ -2233,7 +2233,7 @@
           </w:tcPr>
           <w:p>
             <w:r>
-              <w:t>Two-year contract + long tenure → &gt; 0.95</w:t>
+              <w:t>~32% (loyal vs at-risk segments)</w:t>
             </w:r>
           </w:p>
         </w:tc>
@@ -2299,6 +2299,16 @@
             </w:r>
           </w:p>
         </w:tc>
+        <w:tc>
+          <w:tcPr>
+            <w:tcW w:type="dxa" w:w="2880"/>
+          </w:tcPr>
+          <w:p>
+            <w:r>
+              <w:t>K-Means</w:t>
+            </w:r>
+          </w:p>
+        </w:tc>
       </w:tr>
       <w:tr>
         <w:tc>
@@ -2331,6 +2341,16 @@
             </w:r>
           </w:p>
         </w:tc>
+        <w:tc>
+          <w:tcPr>
+            <w:tcW w:type="dxa" w:w="2880"/>
+          </w:tcPr>
+          <w:p>
+            <w:r>
+              <w:t>2</w:t>
+            </w:r>
+          </w:p>
+        </w:tc>
       </w:tr>
       <w:tr>
         <w:tc>
@@ -2339,7 +2359,7 @@
           </w:tcPr>
           <w:p>
             <w:r>
-              <w:t>Noise Points</w:t>
+              <w:t>Coverage (% assigned)</w:t>
             </w:r>
           </w:p>
         </w:tc>
@@ -2349,7 +2369,7 @@
           </w:tcPr>
           <w:p>
             <w:r>
-              <w:t>N/A (soft)</w:t>
+              <w:t>100.0%</w:t>
             </w:r>
           </w:p>
         </w:tc>
@@ -2359,7 +2379,17 @@
           </w:tcPr>
           <w:p>
             <w:r>
-              <w:t>555 (7.9%)</w:t>
+              <w:t>92.1%</w:t>
+            </w:r>
+          </w:p>
+        </w:tc>
+        <w:tc>
+          <w:tcPr>
+            <w:tcW w:type="dxa" w:w="2880"/>
+          </w:tcPr>
+          <w:p>
+            <w:r>
+              <w:t>100.0%</w:t>
             </w:r>
           </w:p>
         </w:tc>
@@ -2381,7 +2411,7 @@
           </w:tcPr>
           <w:p>
             <w:r>
-              <w:t>0.0814</w:t>
+              <w:t>0.0907</w:t>
             </w:r>
           </w:p>
         </w:tc>
@@ -2391,7 +2421,17 @@
           </w:tcPr>
           <w:p>
             <w:r>
-              <w:t>-0.1625</w:t>
+              <w:t>-0.0818</w:t>
+            </w:r>
+          </w:p>
+        </w:tc>
+        <w:tc>
+          <w:tcPr>
+            <w:tcW w:type="dxa" w:w="2880"/>
+          </w:tcPr>
+          <w:p>
+            <w:r>
+              <w:t>0.1571</w:t>
             </w:r>
           </w:p>
         </w:tc>
@@ -2413,7 +2453,7 @@
           </w:tcPr>
           <w:p>
             <w:r>
-              <w:t>2.6482</w:t>
+              <w:t>2.5979</w:t>
             </w:r>
           </w:p>
         </w:tc>
@@ -2423,7 +2463,17 @@
           </w:tcPr>
           <w:p>
             <w:r>
-              <w:t>1.2891</w:t>
+              <w:t>2.8003</w:t>
+            </w:r>
+          </w:p>
+        </w:tc>
+        <w:tc>
+          <w:tcPr>
+            <w:tcW w:type="dxa" w:w="2880"/>
+          </w:tcPr>
+          <w:p>
+            <w:r>
+              <w:t>2.2545</w:t>
             </w:r>
           </w:p>
         </w:tc>
@@ -2445,7 +2495,7 @@
           </w:tcPr>
           <w:p>
             <w:r>
-              <w:t>471.13</w:t>
+              <w:t>480.68</w:t>
             </w:r>
           </w:p>
         </w:tc>
@@ -2455,7 +2505,59 @@
           </w:tcPr>
           <w:p>
             <w:r>
-              <w:t>105.29</w:t>
+              <w:t>75.62</w:t>
+            </w:r>
+          </w:p>
+        </w:tc>
+        <w:tc>
+          <w:tcPr>
+            <w:tcW w:type="dxa" w:w="2880"/>
+          </w:tcPr>
+          <w:p>
+            <w:r>
+              <w:t>1304.31</w:t>
+            </w:r>
+          </w:p>
+        </w:tc>
+      </w:tr>
+      <w:tr>
+        <w:tc>
+          <w:tcPr>
+            <w:tcW w:type="dxa" w:w="2880"/>
+          </w:tcPr>
+          <w:p>
+            <w:r>
+              <w:t>Unified ROC AUC (vs Churn) ↑</w:t>
+            </w:r>
+          </w:p>
+        </w:tc>
+        <w:tc>
+          <w:tcPr>
+            <w:tcW w:type="dxa" w:w="2880"/>
+          </w:tcPr>
+          <w:p>
+            <w:r>
+              <w:t>0.767</w:t>
+            </w:r>
+          </w:p>
+        </w:tc>
+        <w:tc>
+          <w:tcPr>
+            <w:tcW w:type="dxa" w:w="2880"/>
+          </w:tcPr>
+          <w:p>
+            <w:r>
+              <w:t>0.568</w:t>
+            </w:r>
+          </w:p>
+        </w:tc>
+        <w:tc>
+          <w:tcPr>
+            <w:tcW w:type="dxa" w:w="2880"/>
+          </w:tcPr>
+          <w:p>
+            <w:r>
+              <w:t>0.628</w:t>
             </w:r>
           </w:p>
         </w:tc>
@@ -2584,8 +2686,146 @@
       </w:r>
     </w:p>
     <w:p>
+      <w:pPr>
+        <w:pStyle w:val="Heading2"/>
+      </w:pPr>
       <w:r>
-        <w:t>The recommended approach for production use is the supervised model with the highest ROC AUC (XGBoost at 0.8390), supplemented by SVM as a non-linear baseline for cross-checks, and complemented by GMM segmentation for marketing strategy and Apriori association rules for interpretable, human-readable churn explanations. The deployed Flask dashboard exposes all six models, allowing analysts to compare predictions across paradigms before acting.</w:t>
+        <w:t>Overall Best Model — Supervised: XGBoost</w:t>
+      </w:r>
+    </w:p>
+    <w:p>
+      <w:pPr/>
+      <w:r>
+        <w:t>Across the three supervised models trained under identical conditions (Random Forest, XGBoost, and SVM with RBF kernel), XGBoost is selected as the overall best supervised model. Justification:</w:t>
+      </w:r>
+    </w:p>
+    <w:p>
+      <w:pPr>
+        <w:pStyle w:val="ListBullet"/>
+      </w:pPr>
+      <w:r>
+        <w:t>Highest ROC AUC (0.8390) — primary discrimination metric under the ~26.5% class imbalance.</w:t>
+      </w:r>
+    </w:p>
+    <w:p>
+      <w:pPr>
+        <w:pStyle w:val="ListBullet"/>
+      </w:pPr>
+      <w:r>
+        <w:t>Highest recall (~80%) — catches the most actual churners. Cost of a false negative dominates cost of a false positive in churn use cases.</w:t>
+      </w:r>
+    </w:p>
+    <w:p>
+      <w:pPr>
+        <w:pStyle w:val="ListBullet"/>
+      </w:pPr>
+      <w:r>
+        <w:t>Strongest cross-validated F1 stability (0.6331 ± 0.0258) — consistent generalisation across folds.</w:t>
+      </w:r>
+    </w:p>
+    <w:p>
+      <w:pPr>
+        <w:pStyle w:val="ListBullet"/>
+      </w:pPr>
+      <w:r>
+        <w:t>Random Forest offers slightly higher precision (0.5430 vs 0.5042) and is preferable when intervention costs are high; SVM provides a non-linear baseline but does not surpass XGBoost on any primary metric.</w:t>
+      </w:r>
+    </w:p>
+    <w:p>
+      <w:pPr>
+        <w:pStyle w:val="Heading2"/>
+      </w:pPr>
+      <w:r>
+        <w:t>Overall Best Model — Unsupervised: GMM</w:t>
+      </w:r>
+    </w:p>
+    <w:p>
+      <w:pPr/>
+      <w:r>
+        <w:t>Across the three clustering methods (GMM, DBSCAN, and K-Means) — all evaluated on the identical metric stack in the same X_scaled feature space and the same row set — GMM is selected as the overall best unsupervised model. Two complementary rankings emerge from the identical conditions: K-Means wins on internal cluster geometry (highest silhouette 0.157, Davies-Bouldin 2.25, Calinski-Harabasz 1304), while GMM wins on the external label-aware metric (unified ROC AUC 0.767 vs 0.628 for K-Means and 0.568 for DBSCAN). For a churn-prediction project the external metric is the decisive tie-breaker — segmentation that does not separate churners is geometrically clean but business-useless. Justification:</w:t>
+      </w:r>
+    </w:p>
+    <w:p>
+      <w:pPr>
+        <w:pStyle w:val="ListBullet"/>
+      </w:pPr>
+      <w:r>
+        <w:t>Highest unified ROC AUC (0.767) when its 9 cluster IDs are mapped to per-customer churn risk — far above K-Means (0.628) and DBSCAN (0.568). Best at the actual prediction task.</w:t>
+      </w:r>
+    </w:p>
+    <w:p>
+      <w:pPr>
+        <w:pStyle w:val="ListBullet"/>
+      </w:pPr>
+      <w:r>
+        <w:t>BIC-selected 9 components capture nuanced churn-rate variation (range 4–46% across clusters) that K-Means' cleaner 2-cluster split cannot resolve.</w:t>
+      </w:r>
+    </w:p>
+    <w:p>
+      <w:pPr>
+        <w:pStyle w:val="ListBullet"/>
+      </w:pPr>
+      <w:r>
+        <w:t>Soft probabilistic assignment — each customer receives a membership probability for every cluster, more informative than hard labels for downstream targeting.</w:t>
+      </w:r>
+    </w:p>
+    <w:p>
+      <w:pPr>
+        <w:pStyle w:val="ListBullet"/>
+      </w:pPr>
+      <w:r>
+        <w:t>K-Means remains valuable as a complementary tool for executive-dashboard macro-segmentation (loyal vs at-risk halves); DBSCAN is retained for outlier detection (its 7.9% noise flag identifies atypical customers).</w:t>
+      </w:r>
+    </w:p>
+    <w:p>
+      <w:pPr>
+        <w:pStyle w:val="ListBullet"/>
+      </w:pPr>
+      <w:r>
+        <w:t>All three models are scored on the same X_scaled matrix and the same row set, so this ranking is a direct numerical comparison rather than a paradigm-biased judgement.</w:t>
+      </w:r>
+    </w:p>
+    <w:p>
+      <w:pPr>
+        <w:pStyle w:val="Heading2"/>
+      </w:pPr>
+      <w:r>
+        <w:t>Recommended Production Stack</w:t>
+      </w:r>
+    </w:p>
+    <w:p>
+      <w:pPr/>
+      <w:r>
+        <w:t>Combining the picks above, the recommended deployment stack is:</w:t>
+      </w:r>
+    </w:p>
+    <w:p>
+      <w:pPr>
+        <w:pStyle w:val="ListBullet"/>
+      </w:pPr>
+      <w:r>
+        <w:t>XGBoost — primary churn classifier driving retention scoring and customer-level alerts.</w:t>
+      </w:r>
+    </w:p>
+    <w:p>
+      <w:pPr>
+        <w:pStyle w:val="ListBullet"/>
+      </w:pPr>
+      <w:r>
+        <w:t>GMM — fine-grained 9-segment targeting for retention campaigns (best unified AUC for churn-aware segmentation).</w:t>
+      </w:r>
+    </w:p>
+    <w:p>
+      <w:pPr>
+        <w:pStyle w:val="ListBullet"/>
+      </w:pPr>
+      <w:r>
+        <w:t>K-Means — high-level executive-dashboard macro split (loyal vs at-risk halves; cleanest cluster geometry).</w:t>
+      </w:r>
+    </w:p>
+    <w:p>
+      <w:r>
+        <w:t>The recommended approach for production use is the supervised model with the highest ROC AUC (XGBoost at 0.8390) for individual churn-risk scoring, complemented by GMM for fine-grained churn-aware segmentation (highest unified ROC AUC at 0.767) and K-Means for high-level executive macro-segmentation. The deployed Flask dashboard exposes all six models, allowing analysts to compare predictions across paradigms before acting.</w:t>
       </w:r>
     </w:p>
     <w:p>
@@ -2695,7 +2935,7 @@
           </w:tcPr>
           <w:p>
             <w:r>
-              <w:t>Apriori</w:t>
+              <w:t>K-Means</w:t>
             </w:r>
           </w:p>
         </w:tc>
@@ -2839,7 +3079,7 @@
           </w:tcPr>
           <w:p>
             <w:r>
-              <w:t>Frequent itemset + association rule mining</w:t>
+              <w:t>Centroid-based partitioning (minimise inertia)</w:t>
             </w:r>
           </w:p>
         </w:tc>
@@ -3055,7 +3295,7 @@
           </w:tcPr>
           <w:p>
             <w:r>
-              <w:t>Highly interpretable rules, surfaces feature combinations</w:t>
+              <w:t>Highest silhouette + Calinski-Harabasz of the three; clean macro-segmentation</w:t>
             </w:r>
           </w:p>
         </w:tc>
@@ -3127,7 +3367,7 @@
           </w:tcPr>
           <w:p>
             <w:r>
-              <w:t>Quadratic in itemset size, no probabilistic ranking</w:t>
+              <w:t>Assumes spherical equal-variance clusters; needs k chosen up front</w:t>
             </w:r>
           </w:p>
         </w:tc>
